--- a/tillsyn/A 40192-2024 tillsynsbegäran.docx
+++ b/tillsyn/A 40192-2024 tillsynsbegäran.docx
@@ -218,7 +218,7 @@
     <w:r>
       <w:tab/>
       <w:tab/>
-      <w:t>2024-09-29</w:t>
+      <w:t>2024-09-30</w:t>
       <w:br/>
       <w:br/>
     </w:r>

--- a/tillsyn/A 40192-2024 tillsynsbegäran.docx
+++ b/tillsyn/A 40192-2024 tillsynsbegäran.docx
@@ -218,7 +218,7 @@
     <w:r>
       <w:tab/>
       <w:tab/>
-      <w:t>2024-09-30</w:t>
+      <w:t>2024-10-01</w:t>
       <w:br/>
       <w:br/>
     </w:r>

--- a/tillsyn/A 40192-2024 tillsynsbegäran.docx
+++ b/tillsyn/A 40192-2024 tillsynsbegäran.docx
@@ -218,7 +218,7 @@
     <w:r>
       <w:tab/>
       <w:tab/>
-      <w:t>2024-10-01</w:t>
+      <w:t>2024-10-02</w:t>
       <w:br/>
       <w:br/>
     </w:r>

--- a/tillsyn/A 40192-2024 tillsynsbegäran.docx
+++ b/tillsyn/A 40192-2024 tillsynsbegäran.docx
@@ -218,7 +218,7 @@
     <w:r>
       <w:tab/>
       <w:tab/>
-      <w:t>2024-10-02</w:t>
+      <w:t>2024-10-03</w:t>
       <w:br/>
       <w:br/>
     </w:r>

--- a/tillsyn/A 40192-2024 tillsynsbegäran.docx
+++ b/tillsyn/A 40192-2024 tillsynsbegäran.docx
@@ -218,7 +218,7 @@
     <w:r>
       <w:tab/>
       <w:tab/>
-      <w:t>2024-10-03</w:t>
+      <w:t>2024-10-04</w:t>
       <w:br/>
       <w:br/>
     </w:r>

--- a/tillsyn/A 40192-2024 tillsynsbegäran.docx
+++ b/tillsyn/A 40192-2024 tillsynsbegäran.docx
@@ -218,7 +218,7 @@
     <w:r>
       <w:tab/>
       <w:tab/>
-      <w:t>2024-10-04</w:t>
+      <w:t>2024-10-05</w:t>
       <w:br/>
       <w:br/>
     </w:r>

--- a/tillsyn/A 40192-2024 tillsynsbegäran.docx
+++ b/tillsyn/A 40192-2024 tillsynsbegäran.docx
@@ -218,7 +218,7 @@
     <w:r>
       <w:tab/>
       <w:tab/>
-      <w:t>2024-10-05</w:t>
+      <w:t>2024-10-06</w:t>
       <w:br/>
       <w:br/>
     </w:r>

--- a/tillsyn/A 40192-2024 tillsynsbegäran.docx
+++ b/tillsyn/A 40192-2024 tillsynsbegäran.docx
@@ -218,7 +218,7 @@
     <w:r>
       <w:tab/>
       <w:tab/>
-      <w:t>2024-10-06</w:t>
+      <w:t>2024-10-07</w:t>
       <w:br/>
       <w:br/>
     </w:r>

--- a/tillsyn/A 40192-2024 tillsynsbegäran.docx
+++ b/tillsyn/A 40192-2024 tillsynsbegäran.docx
@@ -218,7 +218,7 @@
     <w:r>
       <w:tab/>
       <w:tab/>
-      <w:t>2024-10-07</w:t>
+      <w:t>2024-10-08</w:t>
       <w:br/>
       <w:br/>
     </w:r>

--- a/tillsyn/A 40192-2024 tillsynsbegäran.docx
+++ b/tillsyn/A 40192-2024 tillsynsbegäran.docx
@@ -218,7 +218,7 @@
     <w:r>
       <w:tab/>
       <w:tab/>
-      <w:t>2024-10-08</w:t>
+      <w:t>2024-10-09</w:t>
       <w:br/>
       <w:br/>
     </w:r>
